--- a/rag_project/AI_Data/report.docx
+++ b/rag_project/AI_Data/report.docx
@@ -115,6 +115,11 @@
       </w:r>
       <w:r>
         <w:t xml:space="preserve"> Despite progress, the behavior of the southern ozone layer remains subject to research due to recent years of unusually large, persistent holes. </w:t>
+      </w:r>
+    </w:p>
+    <w:p>
+      <w:r>
+        <w:t>Dominica is an island nation</w:t>
       </w:r>
     </w:p>
     <w:p/>
@@ -888,6 +893,7 @@
   <w:style w:type="character" w:default="1" w:styleId="DefaultParagraphFont">
     <w:name w:val="Default Paragraph Font"/>
     <w:uiPriority w:val="1"/>
+    <w:semiHidden/>
     <w:unhideWhenUsed/>
   </w:style>
   <w:style w:type="table" w:default="1" w:styleId="TableNormal">
